--- a/Myeisha_Cheek_CoverLetter_Paralegal_GardnerSkelton.docx
+++ b/Myeisha_Cheek_CoverLetter_Paralegal_GardnerSkelton.docx
@@ -4,13 +4,14 @@
   <w:body>
     <w:p>
       <w:pPr>
-        <w:spacing w:after="0" w:before="0"/>
+        <w:spacing w:before="0" w:after="40"/>
         <w:jc w:val="center"/>
       </w:pPr>
       <w:r>
         <w:rPr>
           <w:rFonts w:ascii="Times New Roman" w:hAnsi="Times New Roman"/>
           <w:b/>
+          <w:color w:val="000000"/>
           <w:sz w:val="32"/>
         </w:rPr>
         <w:t>MYEISHA L. CHEEK</w:t>
@@ -18,12 +19,14 @@
     </w:p>
     <w:p>
       <w:pPr>
-        <w:spacing w:after="80" w:before="0"/>
+        <w:spacing w:before="0" w:after="60"/>
+        <w:jc w:val="left"/>
       </w:pPr>
       <w:r>
         <w:rPr>
           <w:rFonts w:ascii="Times New Roman" w:hAnsi="Times New Roman"/>
           <w:b w:val="0"/>
+          <w:color w:val="000000"/>
           <w:sz w:val="24"/>
         </w:rPr>
         <w:t>Charlotte, NC 28273 | 864-398-3096 | myeishacheek05@gmail.com | linkedin.com/in/myeisha-cheek-</w:t>
@@ -31,24 +34,22 @@
     </w:p>
     <w:p>
       <w:pPr>
-        <w:spacing w:after="0" w:before="80"/>
+        <w:spacing w:before="40" w:after="40"/>
+        <w:pBdr>
+          <w:bottom w:val="single" w:sz="6" w:space="1" w:color="000000"/>
+        </w:pBdr>
       </w:pPr>
-      <w:r>
-        <w:rPr>
-          <w:rFonts w:ascii="Times New Roman" w:hAnsi="Times New Roman"/>
-          <w:sz w:val="16"/>
-        </w:rPr>
-        <w:t>________________________________________________________________________</w:t>
-      </w:r>
     </w:p>
     <w:p>
       <w:pPr>
-        <w:spacing w:after="80" w:before="0"/>
+        <w:spacing w:before="0" w:after="60"/>
+        <w:jc w:val="left"/>
       </w:pPr>
       <w:r>
         <w:rPr>
           <w:rFonts w:ascii="Times New Roman" w:hAnsi="Times New Roman"/>
           <w:b w:val="0"/>
+          <w:color w:val="000000"/>
           <w:sz w:val="24"/>
         </w:rPr>
         <w:t>Dear Hiring Manager,</w:t>
@@ -56,12 +57,14 @@
     </w:p>
     <w:p>
       <w:pPr>
-        <w:spacing w:after="80" w:before="0"/>
+        <w:spacing w:before="0" w:after="60"/>
+        <w:jc w:val="left"/>
       </w:pPr>
       <w:r>
         <w:rPr>
           <w:rFonts w:ascii="Times New Roman" w:hAnsi="Times New Roman"/>
           <w:b w:val="0"/>
+          <w:color w:val="000000"/>
           <w:sz w:val="24"/>
         </w:rPr>
         <w:t>I am writing to express my interest in the Paralegal position at Gardner Skelton. I was drawn to your firm's reputation for combining strong legal work with a genuinely collaborative, people-focused culture, and I believe my background as a paralegal makes me a strong fit for your team.</w:t>
@@ -69,12 +72,14 @@
     </w:p>
     <w:p>
       <w:pPr>
-        <w:spacing w:after="80" w:before="0"/>
+        <w:spacing w:before="0" w:after="60"/>
+        <w:jc w:val="left"/>
       </w:pPr>
       <w:r>
         <w:rPr>
           <w:rFonts w:ascii="Times New Roman" w:hAnsi="Times New Roman"/>
           <w:b w:val="0"/>
+          <w:color w:val="000000"/>
           <w:sz w:val="24"/>
         </w:rPr>
         <w:t>Over the past five years, I have supported attorneys across litigation and case management work, including drafting pleadings, motions, complaints, and legal correspondence, conducting legal research, and managing discovery. At the Department of Social Services, I worked independently to keep active litigation matters organized and moving forward, gathering and verifying case facts, preparing documentation for hearings and depositions, and maintaining strict discretion with confidential information. I am comfortable taking ownership of my caseload and figuring out what needs to happen next without constant direction.</w:t>
@@ -82,12 +87,14 @@
     </w:p>
     <w:p>
       <w:pPr>
-        <w:spacing w:after="80" w:before="0"/>
+        <w:spacing w:before="0" w:after="60"/>
+        <w:jc w:val="left"/>
       </w:pPr>
       <w:r>
         <w:rPr>
           <w:rFonts w:ascii="Times New Roman" w:hAnsi="Times New Roman"/>
           <w:b w:val="0"/>
+          <w:color w:val="000000"/>
           <w:sz w:val="24"/>
         </w:rPr>
         <w:t>As a Juvenile Drug Court Program Coordinator, I coordinated across attorneys, judges, treatment providers, and families, often serving as the point of contact who kept everyone aligned and informed. That role required strong organization, clear communication, and the ability to manage multiple moving pieces at once — skills I would bring directly to supporting your attorneys across your firm's practice areas.</w:t>
@@ -95,12 +102,14 @@
     </w:p>
     <w:p>
       <w:pPr>
-        <w:spacing w:after="80" w:before="0"/>
+        <w:spacing w:before="0" w:after="60"/>
+        <w:jc w:val="left"/>
       </w:pPr>
       <w:r>
         <w:rPr>
           <w:rFonts w:ascii="Times New Roman" w:hAnsi="Times New Roman"/>
           <w:b w:val="0"/>
+          <w:color w:val="000000"/>
           <w:sz w:val="24"/>
         </w:rPr>
         <w:t>While my background has centered on family law and litigation support, I am confident in my ability to apply my research, drafting, and case management skills to new practice areas, and I am eager to learn the specific processes your team relies on, including conflict checks, engagement agreements, and e-discovery tools.</w:t>
@@ -108,12 +117,14 @@
     </w:p>
     <w:p>
       <w:pPr>
-        <w:spacing w:after="80" w:before="0"/>
+        <w:spacing w:before="0" w:after="60"/>
+        <w:jc w:val="left"/>
       </w:pPr>
       <w:r>
         <w:rPr>
           <w:rFonts w:ascii="Times New Roman" w:hAnsi="Times New Roman"/>
           <w:b w:val="0"/>
+          <w:color w:val="000000"/>
           <w:sz w:val="24"/>
         </w:rPr>
         <w:t>I would welcome the opportunity to bring my experience and work ethic to Gardner Skelton. Thank you for your time and consideration.</w:t>
@@ -121,12 +132,14 @@
     </w:p>
     <w:p>
       <w:pPr>
-        <w:spacing w:after="80" w:before="0"/>
+        <w:spacing w:before="0" w:after="60"/>
+        <w:jc w:val="left"/>
       </w:pPr>
       <w:r>
         <w:rPr>
           <w:rFonts w:ascii="Times New Roman" w:hAnsi="Times New Roman"/>
           <w:b w:val="0"/>
+          <w:color w:val="000000"/>
           <w:sz w:val="24"/>
         </w:rPr>
         <w:t>Sincerely,</w:t>
@@ -134,12 +147,14 @@
     </w:p>
     <w:p>
       <w:pPr>
-        <w:spacing w:after="80" w:before="0"/>
+        <w:spacing w:before="0" w:after="60"/>
+        <w:jc w:val="left"/>
       </w:pPr>
       <w:r>
         <w:rPr>
           <w:rFonts w:ascii="Times New Roman" w:hAnsi="Times New Roman"/>
           <w:b w:val="0"/>
+          <w:color w:val="000000"/>
           <w:sz w:val="24"/>
         </w:rPr>
         <w:t>Myeisha L. Cheek</w:t>
@@ -518,8 +533,12 @@
     <w:name w:val="Normal"/>
     <w:qFormat/>
     <w:rsid w:val="00FC693F"/>
+    <w:pPr>
+      <w:spacing w:after="0" w:before="0"/>
+    </w:pPr>
     <w:rPr>
       <w:rFonts w:ascii="Times New Roman" w:hAnsi="Times New Roman"/>
+      <w:color w:val="000000"/>
       <w:sz w:val="24"/>
     </w:rPr>
   </w:style>

--- a/Myeisha_Cheek_CoverLetter_Paralegal_GardnerSkelton.docx
+++ b/Myeisha_Cheek_CoverLetter_Paralegal_GardnerSkelton.docx
@@ -52,6 +52,66 @@
           <w:color w:val="000000"/>
           <w:sz w:val="24"/>
         </w:rPr>
+        <w:t>June 30, 2026</w:t>
+      </w:r>
+    </w:p>
+    <w:p>
+      <w:pPr>
+        <w:spacing w:before="0" w:after="60"/>
+        <w:jc w:val="left"/>
+      </w:pPr>
+      <w:r>
+        <w:rPr>
+          <w:rFonts w:ascii="Times New Roman" w:hAnsi="Times New Roman"/>
+          <w:b w:val="0"/>
+          <w:color w:val="000000"/>
+          <w:sz w:val="24"/>
+        </w:rPr>
+        <w:t>Hiring Manager</w:t>
+      </w:r>
+    </w:p>
+    <w:p>
+      <w:pPr>
+        <w:spacing w:before="0" w:after="60"/>
+        <w:jc w:val="left"/>
+      </w:pPr>
+      <w:r>
+        <w:rPr>
+          <w:rFonts w:ascii="Times New Roman" w:hAnsi="Times New Roman"/>
+          <w:b w:val="0"/>
+          <w:color w:val="000000"/>
+          <w:sz w:val="24"/>
+        </w:rPr>
+        <w:t>Gardner Skelton PLLC</w:t>
+      </w:r>
+    </w:p>
+    <w:p>
+      <w:pPr>
+        <w:spacing w:before="0" w:after="60"/>
+        <w:jc w:val="left"/>
+      </w:pPr>
+      <w:r>
+        <w:rPr>
+          <w:rFonts w:ascii="Times New Roman" w:hAnsi="Times New Roman"/>
+          <w:b w:val="0"/>
+          <w:color w:val="000000"/>
+          <w:sz w:val="24"/>
+        </w:rPr>
+        <w:t>Charlotte, NC — NoDa</w:t>
+      </w:r>
+    </w:p>
+    <w:p>
+      <w:pPr>
+        <w:spacing w:before="0" w:after="60"/>
+        <w:jc w:val="left"/>
+      </w:pPr>
+      <w:r>
+        <w:rPr>
+          <w:rFonts w:ascii="Times New Roman" w:hAnsi="Times New Roman"/>
+          <w:b w:val="0"/>
+          <w:color w:val="000000"/>
+          <w:sz w:val="24"/>
+        </w:rPr>
         <w:t>Dear Hiring Manager,</w:t>
       </w:r>
     </w:p>
@@ -67,7 +127,7 @@
           <w:color w:val="000000"/>
           <w:sz w:val="24"/>
         </w:rPr>
-        <w:t>I am writing to express my interest in the Paralegal position at Gardner Skelton. I was drawn to your firm's reputation for combining strong legal work with a genuinely collaborative, people-focused culture, and I believe my background as a paralegal makes me a strong fit for your team.</w:t>
+        <w:t>I am writing to apply for the Paralegal position at Gardner Skelton. I was drawn to your firm's reputation for combining strong legal work with a genuinely collaborative, people-focused culture, and I believe my background as a paralegal positions me to contribute meaningfully to your team.</w:t>
       </w:r>
     </w:p>
     <w:p>
@@ -82,7 +142,7 @@
           <w:color w:val="000000"/>
           <w:sz w:val="24"/>
         </w:rPr>
-        <w:t>Over the past five years, I have supported attorneys across litigation and case management work, including drafting pleadings, motions, complaints, and legal correspondence, conducting legal research, and managing discovery. At the Department of Social Services, I worked independently to keep active litigation matters organized and moving forward, gathering and verifying case facts, preparing documentation for hearings and depositions, and maintaining strict discretion with confidential information. I am comfortable taking ownership of my caseload and figuring out what needs to happen next without constant direction.</w:t>
+        <w:t>Over the past five years, I have supported attorneys across litigation and case management, including drafting pleadings, motions, complaints, and legal correspondence, conducting legal research, and managing discovery. At the Department of Social Services, I worked independently to keep active litigation matters organized and moving forward — gathering and verifying case facts, preparing documentation for hearings and depositions, and maintaining strict confidentiality. I am comfortable taking ownership of my caseload and identifying what needs to happen next without constant direction. My work has required strong organizational skills, clear communication, and the ability to manage multiple active matters simultaneously.</w:t>
       </w:r>
     </w:p>
     <w:p>
@@ -97,7 +157,7 @@
           <w:color w:val="000000"/>
           <w:sz w:val="24"/>
         </w:rPr>
-        <w:t>As a Juvenile Drug Court Program Coordinator, I coordinated across attorneys, judges, treatment providers, and families, often serving as the point of contact who kept everyone aligned and informed. That role required strong organization, clear communication, and the ability to manage multiple moving pieces at once — skills I would bring directly to supporting your attorneys across your firm's practice areas.</w:t>
+        <w:t>As a Juvenile Drug Court Program Coordinator, I coordinated across attorneys, judges, treatment providers, and families, often serving as the central point of contact who kept all parties aligned and informed. That role demanded the same initiative, organization, and problem-solving skills your firm is looking for.</w:t>
       </w:r>
     </w:p>
     <w:p>
@@ -112,7 +172,7 @@
           <w:color w:val="000000"/>
           <w:sz w:val="24"/>
         </w:rPr>
-        <w:t>While my background has centered on family law and litigation support, I am confident in my ability to apply my research, drafting, and case management skills to new practice areas, and I am eager to learn the specific processes your team relies on, including conflict checks, engagement agreements, and e-discovery tools.</w:t>
+        <w:t>While my background centers on family law and litigation support, I am confident in my ability to apply my research, drafting, and case management skills to new practice areas including employment law, business litigation, and corporate matters. I am a fast learner and eager to grow alongside your team. I am also completing a Master of Legal Studies at Wake Forest University School of Law.</w:t>
       </w:r>
     </w:p>
     <w:p>
@@ -158,6 +218,21 @@
           <w:sz w:val="24"/>
         </w:rPr>
         <w:t>Myeisha L. Cheek</w:t>
+      </w:r>
+    </w:p>
+    <w:p>
+      <w:pPr>
+        <w:spacing w:before="0" w:after="60"/>
+        <w:jc w:val="left"/>
+      </w:pPr>
+      <w:r>
+        <w:rPr>
+          <w:rFonts w:ascii="Times New Roman" w:hAnsi="Times New Roman"/>
+          <w:b w:val="0"/>
+          <w:color w:val="000000"/>
+          <w:sz w:val="24"/>
+        </w:rPr>
+        <w:t>864-398-3096 | myeishacheek05@gmail.com</w:t>
       </w:r>
     </w:p>
     <w:sectPr>

--- a/Myeisha_Cheek_CoverLetter_Paralegal_GardnerSkelton.docx
+++ b/Myeisha_Cheek_CoverLetter_Paralegal_GardnerSkelton.docx
@@ -172,7 +172,7 @@
           <w:color w:val="000000"/>
           <w:sz w:val="24"/>
         </w:rPr>
-        <w:t>While my background centers on family law and litigation support, I am confident in my ability to apply my research, drafting, and case management skills to new practice areas including employment law, business litigation, and corporate matters. I am a fast learner and eager to grow alongside your team. I am also completing a Master of Legal Studies at Wake Forest University School of Law.</w:t>
+        <w:t>While my background centers on family law and litigation support, I am confident in my ability to apply my research, drafting, and case management skills to new practice areas including employment law, business litigation, and corporate matters. I am a fast learner and eager to grow alongside your team. I also currently work as a Client Intake Coordinator at Cattie and Gonzalez, PLLC, a Medicare Secondary Payer law firm in Charlotte, where I manage client communications, case documentation, and records across multiple active matters in Litify. I am also completing a Master of Legal Studies at Wake Forest University School of Law.</w:t>
       </w:r>
     </w:p>
     <w:p>

--- a/Myeisha_Cheek_CoverLetter_Paralegal_GardnerSkelton.docx
+++ b/Myeisha_Cheek_CoverLetter_Paralegal_GardnerSkelton.docx
@@ -127,7 +127,7 @@
           <w:color w:val="000000"/>
           <w:sz w:val="24"/>
         </w:rPr>
-        <w:t>I am writing to apply for the Paralegal position at Gardner Skelton. I was drawn to your firm's reputation for combining strong legal work with a genuinely collaborative, people-focused culture, and I believe my background as a paralegal positions me to contribute meaningfully to your team.</w:t>
+        <w:t>I am writing to apply for the Paralegal position at Gardner Skelton. When I read about your firm — the culture, the collaborative environment, the commitment to being thoughtful and practical rather than just technically competent — I recognized the kind of place I genuinely want to work. That matters to me as much as the role itself.</w:t>
       </w:r>
     </w:p>
     <w:p>
@@ -142,7 +142,7 @@
           <w:color w:val="000000"/>
           <w:sz w:val="24"/>
         </w:rPr>
-        <w:t>Over the past five years, I have supported attorneys across litigation and case management, including drafting pleadings, motions, complaints, and legal correspondence, conducting legal research, and managing discovery. At the Department of Social Services, I worked independently to keep active litigation matters organized and moving forward — gathering and verifying case facts, preparing documentation for hearings and depositions, and maintaining strict confidentiality. I am comfortable taking ownership of my caseload and identifying what needs to happen next without constant direction. My work has required strong organizational skills, clear communication, and the ability to manage multiple active matters simultaneously.</w:t>
+        <w:t>My paralegal background has been built in environments where I had to work independently, manage complex information, and stay ahead of what attorneys needed before they asked. At the Department of Social Services, I supported active litigation from start to finish — researching statutes and case precedent, drafting pleadings, motions, and complaints, managing discovery, and preparing complete case files for hearings and depositions. I was not waiting for direction at every step; I was identifying what needed to happen and handling it. That kind of initiative and self-direction is exactly what your posting describes, and it is how I naturally approach my work.</w:t>
       </w:r>
     </w:p>
     <w:p>
@@ -157,7 +157,7 @@
           <w:color w:val="000000"/>
           <w:sz w:val="24"/>
         </w:rPr>
-        <w:t>As a Juvenile Drug Court Program Coordinator, I coordinated across attorneys, judges, treatment providers, and families, often serving as the central point of contact who kept all parties aligned and informed. That role demanded the same initiative, organization, and problem-solving skills your firm is looking for.</w:t>
+        <w:t>As a Juvenile Drug Court Program Coordinator, I coordinated across attorneys, judges, treatment providers, and families, serving as the person who kept everything organized and everyone aligned. That role taught me how to communicate clearly across very different audiences — a skill that translates directly to working with clients, opposing counsel, and colleagues across a multi-practice boutique firm like Gardner Skelton.</w:t>
       </w:r>
     </w:p>
     <w:p>
@@ -172,7 +172,7 @@
           <w:color w:val="000000"/>
           <w:sz w:val="24"/>
         </w:rPr>
-        <w:t>While my background centers on family law and litigation support, I am confident in my ability to apply my research, drafting, and case management skills to new practice areas including employment law, business litigation, and corporate matters. I am a fast learner and eager to grow alongside your team. I also currently work as a Client Intake Coordinator at Cattie and Gonzalez, PLLC, a Medicare Secondary Payer law firm in Charlotte, where I manage client communications, case documentation, and records across multiple active matters in Litify. I am also completing a Master of Legal Studies at Wake Forest University School of Law.</w:t>
+        <w:t>I currently work as a Client Intake Coordinator at Cattie and Gonzalez, PLLC, a Medicare Secondary Payer law firm in Charlotte, managing case documentation and client communications across multiple active matters in Litify. I am also completing a Master of Legal Studies at Wake Forest University School of Law. My background is rooted in family law and litigation, and I am genuinely excited about the opportunity to grow into new practice areas alongside a firm that values both legal excellence and the people doing the work.</w:t>
       </w:r>
     </w:p>
     <w:p>
@@ -187,7 +187,7 @@
           <w:color w:val="000000"/>
           <w:sz w:val="24"/>
         </w:rPr>
-        <w:t>I would welcome the opportunity to bring my experience and work ethic to Gardner Skelton. Thank you for your time and consideration.</w:t>
+        <w:t>I would love the opportunity to speak with you about how I can contribute to Gardner Skelton. Thank you for your time.</w:t>
       </w:r>
     </w:p>
     <w:p>

--- a/Myeisha_Cheek_CoverLetter_Paralegal_GardnerSkelton.docx
+++ b/Myeisha_Cheek_CoverLetter_Paralegal_GardnerSkelton.docx
@@ -127,7 +127,7 @@
           <w:color w:val="000000"/>
           <w:sz w:val="24"/>
         </w:rPr>
-        <w:t>I am writing to apply for the Paralegal position at Gardner Skelton. When I read about your firm — the culture, the collaborative environment, the commitment to being thoughtful and practical rather than just technically competent — I recognized the kind of place I genuinely want to work. That matters to me as much as the role itself.</w:t>
+        <w:t>I am writing to apply for the Paralegal position at Gardner Skelton. When I read about your firm — the collaborative environment, the practical approach to client service, the culture of people who genuinely enjoy their work — I recognized the kind of place I want to be, not just a job I want. That distinction matters to me, and I want to explain why I believe I am the right fit for both the role and the team.</w:t>
       </w:r>
     </w:p>
     <w:p>
@@ -142,7 +142,7 @@
           <w:color w:val="000000"/>
           <w:sz w:val="24"/>
         </w:rPr>
-        <w:t>My paralegal background has been built in environments where I had to work independently, manage complex information, and stay ahead of what attorneys needed before they asked. At the Department of Social Services, I supported active litigation from start to finish — researching statutes and case precedent, drafting pleadings, motions, and complaints, managing discovery, and preparing complete case files for hearings and depositions. I was not waiting for direction at every step; I was identifying what needed to happen and handling it. That kind of initiative and self-direction is exactly what your posting describes, and it is how I naturally approach my work.</w:t>
+        <w:t>My litigation paralegal background gives me the core skill set your posting describes. At the Department of Social Services, I worked independently to manage complex litigation matters, conducting legal research on statutes and case precedent, drafting pleadings, motions, subpoenas, complaints, and correspondence, managing discovery and document review, and preparing complete case materials for hearings and depositions. I was not handed a checklist each morning — I was expected to know what each case needed and handle it without being directed at every step. That kind of independent case management is something I have done consistently, and it is the mindset I bring to any team I work with.</w:t>
       </w:r>
     </w:p>
     <w:p>
@@ -157,7 +157,7 @@
           <w:color w:val="000000"/>
           <w:sz w:val="24"/>
         </w:rPr>
-        <w:t>As a Juvenile Drug Court Program Coordinator, I coordinated across attorneys, judges, treatment providers, and families, serving as the person who kept everything organized and everyone aligned. That role taught me how to communicate clearly across very different audiences — a skill that translates directly to working with clients, opposing counsel, and colleagues across a multi-practice boutique firm like Gardner Skelton.</w:t>
+        <w:t>From my time as a Juvenile Drug Court Program Coordinator at the Fifth Judicial Circuit Solicitor's Office, I developed a different but equally important skill: the ability to gather, organize, and communicate complex information clearly across very different audiences. I coordinated across attorneys, judges, treatment providers, social workers, and families, serving as the central point of contact who kept everyone aligned and on track. That experience sharpened my communication skills and my ability to manage complicated, multi-party processes — skills that apply directly to the multi-practice environment at Gardner Skelton, where cases touch employment law, business litigation, healthcare, construction, and more.</w:t>
       </w:r>
     </w:p>
     <w:p>
@@ -172,7 +172,7 @@
           <w:color w:val="000000"/>
           <w:sz w:val="24"/>
         </w:rPr>
-        <w:t>I currently work as a Client Intake Coordinator at Cattie and Gonzalez, PLLC, a Medicare Secondary Payer law firm in Charlotte, managing case documentation and client communications across multiple active matters in Litify. I am also completing a Master of Legal Studies at Wake Forest University School of Law. My background is rooted in family law and litigation, and I am genuinely excited about the opportunity to grow into new practice areas alongside a firm that values both legal excellence and the people doing the work.</w:t>
+        <w:t>My personal injury work at The Wilson Law Firm also contributes to my fit here. In that role, I supported attorneys on cases from intake through settlement — drafting legal documents, summarizing medical records, preparing settlement documentation, and managing case files — which gave me experience in a private firm litigation environment that complements my government legal background.</w:t>
       </w:r>
     </w:p>
     <w:p>
@@ -187,7 +187,22 @@
           <w:color w:val="000000"/>
           <w:sz w:val="24"/>
         </w:rPr>
-        <w:t>I would love the opportunity to speak with you about how I can contribute to Gardner Skelton. Thank you for your time.</w:t>
+        <w:t>Currently, I work as a Client Intake Coordinator at Cattie and Gonzalez, PLLC, a Medicare Secondary Payer law firm in Charlotte, where I manage client communications, prepare and proofread legal documents, and maintain case records across multiple matters in Litify. I am also completing a Master of Legal Studies at Wake Forest University School of Law. My background is rooted in litigation support and family law, and I am genuinely energized by the opportunity to grow into new areas alongside a firm that values both legal excellence and the people doing the work.</w:t>
+      </w:r>
+    </w:p>
+    <w:p>
+      <w:pPr>
+        <w:spacing w:before="0" w:after="60"/>
+        <w:jc w:val="left"/>
+      </w:pPr>
+      <w:r>
+        <w:rPr>
+          <w:rFonts w:ascii="Times New Roman" w:hAnsi="Times New Roman"/>
+          <w:b w:val="0"/>
+          <w:color w:val="000000"/>
+          <w:sz w:val="24"/>
+        </w:rPr>
+        <w:t>I would welcome the opportunity to speak with you about how my experience and approach can contribute to Gardner Skelton. Thank you for your time.</w:t>
       </w:r>
     </w:p>
     <w:p>

--- a/Myeisha_Cheek_CoverLetter_Paralegal_GardnerSkelton.docx
+++ b/Myeisha_Cheek_CoverLetter_Paralegal_GardnerSkelton.docx
@@ -187,7 +187,7 @@
           <w:color w:val="000000"/>
           <w:sz w:val="24"/>
         </w:rPr>
-        <w:t>Currently, I work as a Client Intake Coordinator at Cattie and Gonzalez, PLLC, a Medicare Secondary Payer law firm in Charlotte, where I manage client communications, prepare and proofread legal documents, and maintain case records across multiple matters in Litify. I am also completing a Master of Legal Studies at Wake Forest University School of Law. My background is rooted in litigation support and family law, and I am genuinely energized by the opportunity to grow into new areas alongside a firm that values both legal excellence and the people doing the work.</w:t>
+        <w:t>Currently, I work as a Client Intake Coordinator at Cattie and Gonzalez, PLLC, a Medicare Secondary Payer law firm in Charlotte, where I manage client communications, prepare and proofread legal documents, and maintain case records across multiple matters in Litify. I am also completing a Master of Legal Studies at Wake Forest University School of Law — and I want to be specific about why that matters for this role. Gardner Skelton works across employment law, business litigation, corporate guidance, healthcare law, construction, and tax. The MLS program has exposed me to legal analysis across multiple practice areas, which means I am not coming in with tunnel vision from one area of law. I understand how to research, analyze, and apply legal principles across different contexts — and that analytical foundation makes me a more effective paralegal in a multi-practice firm like yours, where cases do not always fit neatly into one category. My background is rooted in litigation support and family law, and I am genuinely energized by the opportunity to grow into new areas alongside a firm that values both legal excellence and the people doing the work.</w:t>
       </w:r>
     </w:p>
     <w:p>
